--- a/DESTINATION-NIGERIA-BRAND-KIT/09_DOCUMENT_TEMPLATES/MEMO/DN_Memo_A4.docx
+++ b/DESTINATION-NIGERIA-BRAND-KIT/09_DOCUMENT_TEMPLATES/MEMO/DN_Memo_A4.docx
@@ -31,16 +31,16 @@
         <w:tblW w:type="auto" w:w="0"/>
         <w:tblLook w:firstColumn="1" w:firstRow="1" w:lastColumn="0" w:lastRow="0" w:noHBand="0" w:noVBand="1" w:val="04A0"/>
         <w:tblBorders>
-          <w:top w:val="single" w:sz="4" w:color="A9BFA9"/>
-          <w:left w:val="nil"/>
-          <w:bottom w:val="single" w:sz="4" w:color="A9BFA9"/>
-          <w:right w:val="nil"/>
-          <w:insideH w:val="single" w:sz="4" w:color="A9BFA9"/>
+          <w:top w:val="single" w:sz="4" w:color="E7DFCF"/>
+          <w:left w:val="nil"/>
+          <w:bottom w:val="single" w:sz="4" w:color="E7DFCF"/>
+          <w:right w:val="nil"/>
+          <w:insideH w:val="single" w:sz="4" w:color="E7DFCF"/>
           <w:insideV w:val="nil"/>
         </w:tblBorders>
         <w:tblCellMar>
           <w:top w:w="70" w:type="dxa"/>
-          <w:left w:w="100" w:type="dxa"/>
+          <w:left w:w="0" w:type="dxa"/>
           <w:bottom w:w="70" w:type="dxa"/>
           <w:right w:w="100" w:type="dxa"/>
         </w:tblCellMar>
@@ -53,7 +53,6 @@
         <w:tc>
           <w:tcPr>
             <w:tcW w:type="dxa" w:w="2154"/>
-            <w:shd w:val="clear" w:color="auto" w:fill="F5F0E6"/>
           </w:tcPr>
           <w:p>
             <w:pPr>
@@ -98,7 +97,6 @@
         <w:tc>
           <w:tcPr>
             <w:tcW w:type="dxa" w:w="2154"/>
-            <w:shd w:val="clear" w:color="auto" w:fill="F5F0E6"/>
           </w:tcPr>
           <w:p>
             <w:pPr>
@@ -143,7 +141,6 @@
         <w:tc>
           <w:tcPr>
             <w:tcW w:type="dxa" w:w="2154"/>
-            <w:shd w:val="clear" w:color="auto" w:fill="F5F0E6"/>
           </w:tcPr>
           <w:p>
             <w:pPr>
@@ -188,7 +185,6 @@
         <w:tc>
           <w:tcPr>
             <w:tcW w:type="dxa" w:w="2154"/>
-            <w:shd w:val="clear" w:color="auto" w:fill="F5F0E6"/>
           </w:tcPr>
           <w:p>
             <w:pPr>
@@ -233,7 +229,6 @@
         <w:tc>
           <w:tcPr>
             <w:tcW w:type="dxa" w:w="2154"/>
-            <w:shd w:val="clear" w:color="auto" w:fill="F5F0E6"/>
           </w:tcPr>
           <w:p>
             <w:pPr>
@@ -278,7 +273,6 @@
         <w:tc>
           <w:tcPr>
             <w:tcW w:type="dxa" w:w="2154"/>
-            <w:shd w:val="clear" w:color="auto" w:fill="F5F0E6"/>
           </w:tcPr>
           <w:p>
             <w:pPr>
@@ -431,18 +425,18 @@
         <w:tblW w:type="auto" w:w="0"/>
         <w:tblLook w:firstColumn="1" w:firstRow="1" w:lastColumn="0" w:lastRow="0" w:noHBand="0" w:noVBand="1" w:val="04A0"/>
         <w:tblBorders>
-          <w:top w:val="nil"/>
-          <w:left w:val="nil"/>
-          <w:bottom w:val="nil"/>
-          <w:right w:val="nil"/>
-          <w:insideH w:val="single" w:sz="2" w:color="F5F0E6"/>
+          <w:top w:val="single" w:sz="6" w:color="103428"/>
+          <w:left w:val="nil"/>
+          <w:bottom w:val="single" w:sz="6" w:color="103428"/>
+          <w:right w:val="nil"/>
+          <w:insideH w:val="single" w:sz="6" w:color="103428"/>
           <w:insideV w:val="nil"/>
         </w:tblBorders>
         <w:tblCellMar>
-          <w:top w:w="160" w:type="dxa"/>
-          <w:left w:w="220" w:type="dxa"/>
-          <w:bottom w:w="160" w:type="dxa"/>
-          <w:right w:w="220" w:type="dxa"/>
+          <w:top w:w="120" w:type="dxa"/>
+          <w:left w:w="0" w:type="dxa"/>
+          <w:bottom w:w="140" w:type="dxa"/>
+          <w:right w:w="0" w:type="dxa"/>
         </w:tblCellMar>
       </w:tblPr>
       <w:tblGrid>
@@ -452,10 +446,6 @@
         <w:tc>
           <w:tcPr>
             <w:tcW w:type="dxa" w:w="9412"/>
-            <w:shd w:val="clear" w:color="auto" w:fill="F5F0E6"/>
-            <w:tcBorders>
-              <w:left w:val="single" w:sz="24" w:color="E8A432"/>
-            </w:tcBorders>
           </w:tcPr>
           <w:p>
             <w:pPr>
@@ -695,7 +685,7 @@
   <w:p>
     <w:pPr>
       <w:pBdr>
-        <w:top w:val="single" w:sz="4" w:space="6" w:color="A9BFA9"/>
+        <w:top w:val="single" w:sz="4" w:space="6" w:color="E7DFCF"/>
       </w:pBdr>
       <w:tabs>
         <w:tab w:pos="9412" w:val="right"/>
@@ -717,7 +707,7 @@
         <w:color w:val="5F6662"/>
         <w:sz w:val="15"/>
       </w:rPr>
-      <w:t xml:space="preserve">  ·  </w:t>
+      <w:t xml:space="preserve">   </w:t>
     </w:r>
     <w:r>
       <w:rPr>
@@ -1008,7 +998,7 @@
   <w:docDefaults>
     <w:rPrDefault>
       <w:rPr>
-        <w:rFonts w:asciiTheme="minorHAnsi" w:eastAsiaTheme="minorEastAsia" w:hAnsiTheme="minorHAnsi" w:cstheme="minorBidi"/>
+        <w:rFonts w:ascii="Public Sans" w:hAnsi="Public Sans" w:cs="Public Sans" w:eastAsia="Public Sans"/>
         <w:sz w:val="22"/>
         <w:szCs w:val="22"/>
         <w:lang w:val="en-US" w:eastAsia="en-US" w:bidi="ar-SA"/>
@@ -1168,7 +1158,7 @@
       <w:spacing w:before="0" w:after="120" w:line="317" w:lineRule="auto"/>
     </w:pPr>
     <w:rPr>
-      <w:rFonts w:ascii="Inter" w:hAnsi="Inter" w:cs="Inter" w:eastAsia="Inter"/>
+      <w:rFonts w:ascii="Public Sans" w:hAnsi="Public Sans" w:cs="Public Sans" w:eastAsia="Public Sans"/>
       <w:b w:val="0"/>
       <w:i w:val="0"/>
       <w:color w:val="1B201E"/>
@@ -1230,16 +1220,16 @@
     <w:pPr>
       <w:keepNext/>
       <w:keepLines/>
-      <w:spacing w:before="360" w:after="120" w:line="264" w:lineRule="auto"/>
+      <w:spacing w:before="440" w:after="160" w:line="259" w:lineRule="auto"/>
       <w:outlineLvl w:val="0"/>
     </w:pPr>
     <w:rPr>
-      <w:rFonts w:asciiTheme="majorHAnsi" w:eastAsiaTheme="majorEastAsia" w:hAnsiTheme="majorHAnsi" w:cstheme="majorBidi" w:ascii="Playfair Display" w:hAnsi="Playfair Display" w:cs="Playfair Display" w:eastAsia="Playfair Display"/>
+      <w:rFonts w:ascii="Newsreader Display" w:hAnsi="Newsreader Display" w:cs="Newsreader Display" w:eastAsia="Newsreader Display"/>
       <w:b w:val="0"/>
       <w:bCs/>
       <w:i w:val="0"/>
       <w:color w:val="103428"/>
-      <w:sz w:val="40"/>
+      <w:sz w:val="44"/>
       <w:szCs w:val="28"/>
     </w:rPr>
   </w:style>
@@ -1259,12 +1249,12 @@
       <w:outlineLvl w:val="1"/>
     </w:pPr>
     <w:rPr>
-      <w:rFonts w:asciiTheme="majorHAnsi" w:eastAsiaTheme="majorEastAsia" w:hAnsiTheme="majorHAnsi" w:cstheme="majorBidi" w:ascii="Inter" w:hAnsi="Inter" w:cs="Inter" w:eastAsia="Inter"/>
-      <w:b/>
+      <w:rFonts w:ascii="Newsreader Display" w:hAnsi="Newsreader Display" w:cs="Newsreader Display" w:eastAsia="Newsreader Display"/>
+      <w:b w:val="0"/>
       <w:bCs/>
       <w:i w:val="0"/>
       <w:color w:val="103428"/>
-      <w:sz w:val="25"/>
+      <w:sz w:val="28"/>
       <w:szCs w:val="26"/>
     </w:rPr>
   </w:style>
@@ -1284,12 +1274,12 @@
       <w:outlineLvl w:val="2"/>
     </w:pPr>
     <w:rPr>
-      <w:rFonts w:asciiTheme="majorHAnsi" w:eastAsiaTheme="majorEastAsia" w:hAnsiTheme="majorHAnsi" w:cstheme="majorBidi" w:ascii="Inter" w:hAnsi="Inter" w:cs="Inter" w:eastAsia="Inter"/>
+      <w:rFonts w:ascii="Public Sans" w:hAnsi="Public Sans" w:cs="Public Sans" w:eastAsia="Public Sans"/>
       <w:b/>
       <w:bCs/>
       <w:i w:val="0"/>
-      <w:color w:val="2C5040"/>
-      <w:sz w:val="20"/>
+      <w:color w:val="103428"/>
+      <w:sz w:val="19"/>
     </w:rPr>
   </w:style>
   <w:style w:type="paragraph" w:styleId="Heading4">
@@ -1309,7 +1299,7 @@
       <w:outlineLvl w:val="3"/>
     </w:pPr>
     <w:rPr>
-      <w:rFonts w:asciiTheme="majorHAnsi" w:eastAsiaTheme="majorEastAsia" w:hAnsiTheme="majorHAnsi" w:cstheme="majorBidi"/>
+      <w:rFonts w:ascii="Newsreader Display" w:hAnsi="Newsreader Display" w:cs="Newsreader Display"/>
       <w:b/>
       <w:bCs/>
       <w:i/>
@@ -1334,7 +1324,7 @@
       <w:outlineLvl w:val="4"/>
     </w:pPr>
     <w:rPr>
-      <w:rFonts w:asciiTheme="majorHAnsi" w:eastAsiaTheme="majorEastAsia" w:hAnsiTheme="majorHAnsi" w:cstheme="majorBidi"/>
+      <w:rFonts w:ascii="Newsreader Display" w:hAnsi="Newsreader Display" w:cs="Newsreader Display"/>
       <w:color w:val="243F60" w:themeColor="accent1" w:themeShade="7F"/>
     </w:rPr>
   </w:style>
@@ -1355,7 +1345,7 @@
       <w:outlineLvl w:val="5"/>
     </w:pPr>
     <w:rPr>
-      <w:rFonts w:asciiTheme="majorHAnsi" w:eastAsiaTheme="majorEastAsia" w:hAnsiTheme="majorHAnsi" w:cstheme="majorBidi"/>
+      <w:rFonts w:ascii="Newsreader Display" w:hAnsi="Newsreader Display" w:cs="Newsreader Display"/>
       <w:i/>
       <w:iCs/>
       <w:color w:val="243F60" w:themeColor="accent1" w:themeShade="7F"/>
@@ -1378,7 +1368,7 @@
       <w:outlineLvl w:val="6"/>
     </w:pPr>
     <w:rPr>
-      <w:rFonts w:asciiTheme="majorHAnsi" w:eastAsiaTheme="majorEastAsia" w:hAnsiTheme="majorHAnsi" w:cstheme="majorBidi"/>
+      <w:rFonts w:ascii="Newsreader Display" w:hAnsi="Newsreader Display" w:cs="Newsreader Display"/>
       <w:i/>
       <w:iCs/>
       <w:color w:val="404040" w:themeColor="text1" w:themeTint="BF"/>
@@ -1401,7 +1391,7 @@
       <w:outlineLvl w:val="7"/>
     </w:pPr>
     <w:rPr>
-      <w:rFonts w:asciiTheme="majorHAnsi" w:eastAsiaTheme="majorEastAsia" w:hAnsiTheme="majorHAnsi" w:cstheme="majorBidi"/>
+      <w:rFonts w:ascii="Newsreader Display" w:hAnsi="Newsreader Display" w:cs="Newsreader Display"/>
       <w:color w:val="4F81BD" w:themeColor="accent1"/>
       <w:sz w:val="20"/>
       <w:szCs w:val="20"/>
@@ -1424,7 +1414,7 @@
       <w:outlineLvl w:val="8"/>
     </w:pPr>
     <w:rPr>
-      <w:rFonts w:asciiTheme="majorHAnsi" w:eastAsiaTheme="majorEastAsia" w:hAnsiTheme="majorHAnsi" w:cstheme="majorBidi"/>
+      <w:rFonts w:ascii="Newsreader Display" w:hAnsi="Newsreader Display" w:cs="Newsreader Display"/>
       <w:i/>
       <w:iCs/>
       <w:color w:val="404040" w:themeColor="text1" w:themeTint="BF"/>
@@ -1475,7 +1465,7 @@
     <w:uiPriority w:val="9"/>
     <w:rsid w:val="00FC693F"/>
     <w:rPr>
-      <w:rFonts w:asciiTheme="majorHAnsi" w:eastAsiaTheme="majorEastAsia" w:hAnsiTheme="majorHAnsi" w:cstheme="majorBidi"/>
+      <w:rFonts w:ascii="Newsreader Display" w:hAnsi="Newsreader Display" w:cs="Newsreader Display"/>
       <w:b/>
       <w:bCs/>
       <w:color w:val="365F91" w:themeColor="accent1" w:themeShade="BF"/>
@@ -1490,7 +1480,7 @@
     <w:uiPriority w:val="9"/>
     <w:rsid w:val="00FC693F"/>
     <w:rPr>
-      <w:rFonts w:asciiTheme="majorHAnsi" w:eastAsiaTheme="majorEastAsia" w:hAnsiTheme="majorHAnsi" w:cstheme="majorBidi"/>
+      <w:rFonts w:ascii="Newsreader Display" w:hAnsi="Newsreader Display" w:cs="Newsreader Display"/>
       <w:b/>
       <w:bCs/>
       <w:color w:val="4F81BD" w:themeColor="accent1"/>
@@ -1505,7 +1495,7 @@
     <w:uiPriority w:val="9"/>
     <w:rsid w:val="00FC693F"/>
     <w:rPr>
-      <w:rFonts w:asciiTheme="majorHAnsi" w:eastAsiaTheme="majorEastAsia" w:hAnsiTheme="majorHAnsi" w:cstheme="majorBidi"/>
+      <w:rFonts w:ascii="Newsreader Display" w:hAnsi="Newsreader Display" w:cs="Newsreader Display"/>
       <w:b/>
       <w:bCs/>
       <w:color w:val="4F81BD" w:themeColor="accent1"/>
@@ -1520,17 +1510,17 @@
     <w:qFormat/>
     <w:rsid w:val="00FC693F"/>
     <w:pPr>
-      <w:spacing w:after="160" w:line="252" w:lineRule="auto" w:before="0"/>
+      <w:spacing w:after="200" w:line="245" w:lineRule="auto" w:before="0"/>
       <w:contextualSpacing/>
     </w:pPr>
     <w:rPr>
-      <w:rFonts w:asciiTheme="majorHAnsi" w:eastAsiaTheme="majorEastAsia" w:hAnsiTheme="majorHAnsi" w:cstheme="majorBidi" w:ascii="Playfair Display" w:hAnsi="Playfair Display" w:cs="Playfair Display" w:eastAsia="Playfair Display"/>
+      <w:rFonts w:ascii="Newsreader Display" w:hAnsi="Newsreader Display" w:cs="Newsreader Display" w:eastAsia="Newsreader Display"/>
       <w:b w:val="0"/>
       <w:i w:val="0"/>
       <w:color w:val="103428"/>
       <w:spacing w:val="5"/>
       <w:kern w:val="28"/>
-      <w:sz w:val="60"/>
+      <w:sz w:val="64"/>
       <w:szCs w:val="52"/>
     </w:rPr>
   </w:style>
@@ -1541,7 +1531,7 @@
     <w:uiPriority w:val="10"/>
     <w:rsid w:val="00FC693F"/>
     <w:rPr>
-      <w:rFonts w:asciiTheme="majorHAnsi" w:eastAsiaTheme="majorEastAsia" w:hAnsiTheme="majorHAnsi" w:cstheme="majorBidi"/>
+      <w:rFonts w:ascii="Newsreader Display" w:hAnsi="Newsreader Display" w:cs="Newsreader Display"/>
       <w:color w:val="17365D" w:themeColor="text2" w:themeShade="BF"/>
       <w:spacing w:val="5"/>
       <w:kern w:val="28"/>
@@ -1564,13 +1554,13 @@
       <w:spacing w:before="0" w:after="240" w:line="312" w:lineRule="auto"/>
     </w:pPr>
     <w:rPr>
-      <w:rFonts w:asciiTheme="majorHAnsi" w:eastAsiaTheme="majorEastAsia" w:hAnsiTheme="majorHAnsi" w:cstheme="majorBidi" w:ascii="Source Serif 4" w:hAnsi="Source Serif 4" w:cs="Source Serif 4" w:eastAsia="Source Serif 4"/>
+      <w:rFonts w:ascii="Newsreader Text" w:hAnsi="Newsreader Text" w:cs="Newsreader Text" w:eastAsia="Newsreader Text"/>
       <w:b w:val="0"/>
       <w:i w:val="0"/>
       <w:iCs/>
-      <w:color w:val="2C5040"/>
+      <w:color w:val="5F6662"/>
       <w:spacing w:val="15"/>
-      <w:sz w:val="28"/>
+      <w:sz w:val="26"/>
       <w:szCs w:val="24"/>
     </w:rPr>
   </w:style>
@@ -1581,7 +1571,7 @@
     <w:uiPriority w:val="11"/>
     <w:rsid w:val="00FC693F"/>
     <w:rPr>
-      <w:rFonts w:asciiTheme="majorHAnsi" w:eastAsiaTheme="majorEastAsia" w:hAnsiTheme="majorHAnsi" w:cstheme="majorBidi"/>
+      <w:rFonts w:ascii="Newsreader Display" w:hAnsi="Newsreader Display" w:cs="Newsreader Display"/>
       <w:i/>
       <w:iCs/>
       <w:color w:val="4F81BD" w:themeColor="accent1"/>
@@ -1710,7 +1700,7 @@
       <w:contextualSpacing/>
     </w:pPr>
     <w:rPr>
-      <w:rFonts w:ascii="Inter" w:hAnsi="Inter" w:cs="Inter" w:eastAsia="Inter"/>
+      <w:rFonts w:ascii="Public Sans" w:hAnsi="Public Sans" w:cs="Public Sans" w:eastAsia="Public Sans"/>
       <w:b w:val="0"/>
       <w:i w:val="0"/>
       <w:color w:val="1B201E"/>
@@ -1757,7 +1747,7 @@
       <w:contextualSpacing/>
     </w:pPr>
     <w:rPr>
-      <w:rFonts w:ascii="Inter" w:hAnsi="Inter" w:cs="Inter" w:eastAsia="Inter"/>
+      <w:rFonts w:ascii="Public Sans" w:hAnsi="Public Sans" w:cs="Public Sans" w:eastAsia="Public Sans"/>
       <w:b w:val="0"/>
       <w:i w:val="0"/>
       <w:color w:val="1B201E"/>
@@ -1873,12 +1863,12 @@
       <w:spacing w:before="240" w:after="240" w:line="324" w:lineRule="auto"/>
     </w:pPr>
     <w:rPr>
-      <w:rFonts w:ascii="Source Serif 4" w:hAnsi="Source Serif 4" w:cs="Source Serif 4" w:eastAsia="Source Serif 4"/>
+      <w:rFonts w:ascii="Newsreader Display" w:hAnsi="Newsreader Display" w:cs="Newsreader Display" w:eastAsia="Newsreader Display"/>
       <w:b w:val="0"/>
       <w:i/>
       <w:iCs/>
       <w:color w:val="103428"/>
-      <w:sz w:val="28"/>
+      <w:sz w:val="32"/>
     </w:rPr>
   </w:style>
   <w:style w:type="character" w:customStyle="1" w:styleId="QuoteChar">
@@ -1901,7 +1891,7 @@
     <w:semiHidden/>
     <w:rsid w:val="00FC693F"/>
     <w:rPr>
-      <w:rFonts w:asciiTheme="majorHAnsi" w:eastAsiaTheme="majorEastAsia" w:hAnsiTheme="majorHAnsi" w:cstheme="majorBidi"/>
+      <w:rFonts w:ascii="Newsreader Display" w:hAnsi="Newsreader Display" w:cs="Newsreader Display"/>
       <w:b/>
       <w:bCs/>
       <w:i/>
@@ -1917,7 +1907,7 @@
     <w:semiHidden/>
     <w:rsid w:val="00FC693F"/>
     <w:rPr>
-      <w:rFonts w:asciiTheme="majorHAnsi" w:eastAsiaTheme="majorEastAsia" w:hAnsiTheme="majorHAnsi" w:cstheme="majorBidi"/>
+      <w:rFonts w:ascii="Newsreader Display" w:hAnsi="Newsreader Display" w:cs="Newsreader Display"/>
       <w:color w:val="243F60" w:themeColor="accent1" w:themeShade="7F"/>
     </w:rPr>
   </w:style>
@@ -1929,7 +1919,7 @@
     <w:semiHidden/>
     <w:rsid w:val="00FC693F"/>
     <w:rPr>
-      <w:rFonts w:asciiTheme="majorHAnsi" w:eastAsiaTheme="majorEastAsia" w:hAnsiTheme="majorHAnsi" w:cstheme="majorBidi"/>
+      <w:rFonts w:ascii="Newsreader Display" w:hAnsi="Newsreader Display" w:cs="Newsreader Display"/>
       <w:i/>
       <w:iCs/>
       <w:color w:val="243F60" w:themeColor="accent1" w:themeShade="7F"/>
@@ -1943,7 +1933,7 @@
     <w:semiHidden/>
     <w:rsid w:val="00FC693F"/>
     <w:rPr>
-      <w:rFonts w:asciiTheme="majorHAnsi" w:eastAsiaTheme="majorEastAsia" w:hAnsiTheme="majorHAnsi" w:cstheme="majorBidi"/>
+      <w:rFonts w:ascii="Newsreader Display" w:hAnsi="Newsreader Display" w:cs="Newsreader Display"/>
       <w:i/>
       <w:iCs/>
       <w:color w:val="404040" w:themeColor="text1" w:themeTint="BF"/>
@@ -1957,7 +1947,7 @@
     <w:semiHidden/>
     <w:rsid w:val="00FC693F"/>
     <w:rPr>
-      <w:rFonts w:asciiTheme="majorHAnsi" w:eastAsiaTheme="majorEastAsia" w:hAnsiTheme="majorHAnsi" w:cstheme="majorBidi"/>
+      <w:rFonts w:ascii="Newsreader Display" w:hAnsi="Newsreader Display" w:cs="Newsreader Display"/>
       <w:color w:val="4F81BD" w:themeColor="accent1"/>
       <w:sz w:val="20"/>
       <w:szCs w:val="20"/>
@@ -1971,7 +1961,7 @@
     <w:semiHidden/>
     <w:rsid w:val="00FC693F"/>
     <w:rPr>
-      <w:rFonts w:asciiTheme="majorHAnsi" w:eastAsiaTheme="majorEastAsia" w:hAnsiTheme="majorHAnsi" w:cstheme="majorBidi"/>
+      <w:rFonts w:ascii="Newsreader Display" w:hAnsi="Newsreader Display" w:cs="Newsreader Display"/>
       <w:i/>
       <w:iCs/>
       <w:color w:val="404040" w:themeColor="text1" w:themeTint="BF"/>
@@ -1992,7 +1982,7 @@
       <w:spacing w:line="300" w:lineRule="auto" w:before="60" w:after="200"/>
     </w:pPr>
     <w:rPr>
-      <w:rFonts w:ascii="Inter" w:hAnsi="Inter" w:cs="Inter" w:eastAsia="Inter"/>
+      <w:rFonts w:ascii="Public Sans" w:hAnsi="Public Sans" w:cs="Public Sans" w:eastAsia="Public Sans"/>
       <w:b w:val="0"/>
       <w:bCs/>
       <w:i w:val="0"/>
@@ -3562,7 +3552,7 @@
         <w:spacing w:before="0" w:after="0" w:line="240" w:lineRule="auto"/>
       </w:pPr>
       <w:rPr>
-        <w:rFonts w:asciiTheme="majorHAnsi" w:eastAsiaTheme="majorEastAsia" w:hAnsiTheme="majorHAnsi" w:cstheme="majorBidi"/>
+        <w:rFonts w:ascii="Newsreader Display" w:hAnsi="Newsreader Display" w:cs="Newsreader Display"/>
         <w:b/>
         <w:bCs/>
       </w:rPr>
@@ -3583,7 +3573,7 @@
         <w:spacing w:before="0" w:after="0" w:line="240" w:lineRule="auto"/>
       </w:pPr>
       <w:rPr>
-        <w:rFonts w:asciiTheme="majorHAnsi" w:eastAsiaTheme="majorEastAsia" w:hAnsiTheme="majorHAnsi" w:cstheme="majorBidi"/>
+        <w:rFonts w:ascii="Newsreader Display" w:hAnsi="Newsreader Display" w:cs="Newsreader Display"/>
         <w:b/>
         <w:bCs/>
       </w:rPr>
@@ -3601,14 +3591,14 @@
     </w:tblStylePr>
     <w:tblStylePr w:type="firstCol">
       <w:rPr>
-        <w:rFonts w:asciiTheme="majorHAnsi" w:eastAsiaTheme="majorEastAsia" w:hAnsiTheme="majorHAnsi" w:cstheme="majorBidi"/>
+        <w:rFonts w:ascii="Newsreader Display" w:hAnsi="Newsreader Display" w:cs="Newsreader Display"/>
         <w:b/>
         <w:bCs/>
       </w:rPr>
     </w:tblStylePr>
     <w:tblStylePr w:type="lastCol">
       <w:rPr>
-        <w:rFonts w:asciiTheme="majorHAnsi" w:eastAsiaTheme="majorEastAsia" w:hAnsiTheme="majorHAnsi" w:cstheme="majorBidi"/>
+        <w:rFonts w:ascii="Newsreader Display" w:hAnsi="Newsreader Display" w:cs="Newsreader Display"/>
         <w:b/>
         <w:bCs/>
       </w:rPr>
@@ -3692,7 +3682,7 @@
         <w:spacing w:before="0" w:after="0" w:line="240" w:lineRule="auto"/>
       </w:pPr>
       <w:rPr>
-        <w:rFonts w:asciiTheme="majorHAnsi" w:eastAsiaTheme="majorEastAsia" w:hAnsiTheme="majorHAnsi" w:cstheme="majorBidi"/>
+        <w:rFonts w:ascii="Newsreader Display" w:hAnsi="Newsreader Display" w:cs="Newsreader Display"/>
         <w:b/>
         <w:bCs/>
       </w:rPr>
@@ -3713,7 +3703,7 @@
         <w:spacing w:before="0" w:after="0" w:line="240" w:lineRule="auto"/>
       </w:pPr>
       <w:rPr>
-        <w:rFonts w:asciiTheme="majorHAnsi" w:eastAsiaTheme="majorEastAsia" w:hAnsiTheme="majorHAnsi" w:cstheme="majorBidi"/>
+        <w:rFonts w:ascii="Newsreader Display" w:hAnsi="Newsreader Display" w:cs="Newsreader Display"/>
         <w:b/>
         <w:bCs/>
       </w:rPr>
@@ -3731,14 +3721,14 @@
     </w:tblStylePr>
     <w:tblStylePr w:type="firstCol">
       <w:rPr>
-        <w:rFonts w:asciiTheme="majorHAnsi" w:eastAsiaTheme="majorEastAsia" w:hAnsiTheme="majorHAnsi" w:cstheme="majorBidi"/>
+        <w:rFonts w:ascii="Newsreader Display" w:hAnsi="Newsreader Display" w:cs="Newsreader Display"/>
         <w:b/>
         <w:bCs/>
       </w:rPr>
     </w:tblStylePr>
     <w:tblStylePr w:type="lastCol">
       <w:rPr>
-        <w:rFonts w:asciiTheme="majorHAnsi" w:eastAsiaTheme="majorEastAsia" w:hAnsiTheme="majorHAnsi" w:cstheme="majorBidi"/>
+        <w:rFonts w:ascii="Newsreader Display" w:hAnsi="Newsreader Display" w:cs="Newsreader Display"/>
         <w:b/>
         <w:bCs/>
       </w:rPr>
@@ -3822,7 +3812,7 @@
         <w:spacing w:before="0" w:after="0" w:line="240" w:lineRule="auto"/>
       </w:pPr>
       <w:rPr>
-        <w:rFonts w:asciiTheme="majorHAnsi" w:eastAsiaTheme="majorEastAsia" w:hAnsiTheme="majorHAnsi" w:cstheme="majorBidi"/>
+        <w:rFonts w:ascii="Newsreader Display" w:hAnsi="Newsreader Display" w:cs="Newsreader Display"/>
         <w:b/>
         <w:bCs/>
       </w:rPr>
@@ -3843,7 +3833,7 @@
         <w:spacing w:before="0" w:after="0" w:line="240" w:lineRule="auto"/>
       </w:pPr>
       <w:rPr>
-        <w:rFonts w:asciiTheme="majorHAnsi" w:eastAsiaTheme="majorEastAsia" w:hAnsiTheme="majorHAnsi" w:cstheme="majorBidi"/>
+        <w:rFonts w:ascii="Newsreader Display" w:hAnsi="Newsreader Display" w:cs="Newsreader Display"/>
         <w:b/>
         <w:bCs/>
       </w:rPr>
@@ -3861,14 +3851,14 @@
     </w:tblStylePr>
     <w:tblStylePr w:type="firstCol">
       <w:rPr>
-        <w:rFonts w:asciiTheme="majorHAnsi" w:eastAsiaTheme="majorEastAsia" w:hAnsiTheme="majorHAnsi" w:cstheme="majorBidi"/>
+        <w:rFonts w:ascii="Newsreader Display" w:hAnsi="Newsreader Display" w:cs="Newsreader Display"/>
         <w:b/>
         <w:bCs/>
       </w:rPr>
     </w:tblStylePr>
     <w:tblStylePr w:type="lastCol">
       <w:rPr>
-        <w:rFonts w:asciiTheme="majorHAnsi" w:eastAsiaTheme="majorEastAsia" w:hAnsiTheme="majorHAnsi" w:cstheme="majorBidi"/>
+        <w:rFonts w:ascii="Newsreader Display" w:hAnsi="Newsreader Display" w:cs="Newsreader Display"/>
         <w:b/>
         <w:bCs/>
       </w:rPr>
@@ -3952,7 +3942,7 @@
         <w:spacing w:before="0" w:after="0" w:line="240" w:lineRule="auto"/>
       </w:pPr>
       <w:rPr>
-        <w:rFonts w:asciiTheme="majorHAnsi" w:eastAsiaTheme="majorEastAsia" w:hAnsiTheme="majorHAnsi" w:cstheme="majorBidi"/>
+        <w:rFonts w:ascii="Newsreader Display" w:hAnsi="Newsreader Display" w:cs="Newsreader Display"/>
         <w:b/>
         <w:bCs/>
       </w:rPr>
@@ -3973,7 +3963,7 @@
         <w:spacing w:before="0" w:after="0" w:line="240" w:lineRule="auto"/>
       </w:pPr>
       <w:rPr>
-        <w:rFonts w:asciiTheme="majorHAnsi" w:eastAsiaTheme="majorEastAsia" w:hAnsiTheme="majorHAnsi" w:cstheme="majorBidi"/>
+        <w:rFonts w:ascii="Newsreader Display" w:hAnsi="Newsreader Display" w:cs="Newsreader Display"/>
         <w:b/>
         <w:bCs/>
       </w:rPr>
@@ -3991,14 +3981,14 @@
     </w:tblStylePr>
     <w:tblStylePr w:type="firstCol">
       <w:rPr>
-        <w:rFonts w:asciiTheme="majorHAnsi" w:eastAsiaTheme="majorEastAsia" w:hAnsiTheme="majorHAnsi" w:cstheme="majorBidi"/>
+        <w:rFonts w:ascii="Newsreader Display" w:hAnsi="Newsreader Display" w:cs="Newsreader Display"/>
         <w:b/>
         <w:bCs/>
       </w:rPr>
     </w:tblStylePr>
     <w:tblStylePr w:type="lastCol">
       <w:rPr>
-        <w:rFonts w:asciiTheme="majorHAnsi" w:eastAsiaTheme="majorEastAsia" w:hAnsiTheme="majorHAnsi" w:cstheme="majorBidi"/>
+        <w:rFonts w:ascii="Newsreader Display" w:hAnsi="Newsreader Display" w:cs="Newsreader Display"/>
         <w:b/>
         <w:bCs/>
       </w:rPr>
@@ -4082,7 +4072,7 @@
         <w:spacing w:before="0" w:after="0" w:line="240" w:lineRule="auto"/>
       </w:pPr>
       <w:rPr>
-        <w:rFonts w:asciiTheme="majorHAnsi" w:eastAsiaTheme="majorEastAsia" w:hAnsiTheme="majorHAnsi" w:cstheme="majorBidi"/>
+        <w:rFonts w:ascii="Newsreader Display" w:hAnsi="Newsreader Display" w:cs="Newsreader Display"/>
         <w:b/>
         <w:bCs/>
       </w:rPr>
@@ -4103,7 +4093,7 @@
         <w:spacing w:before="0" w:after="0" w:line="240" w:lineRule="auto"/>
       </w:pPr>
       <w:rPr>
-        <w:rFonts w:asciiTheme="majorHAnsi" w:eastAsiaTheme="majorEastAsia" w:hAnsiTheme="majorHAnsi" w:cstheme="majorBidi"/>
+        <w:rFonts w:ascii="Newsreader Display" w:hAnsi="Newsreader Display" w:cs="Newsreader Display"/>
         <w:b/>
         <w:bCs/>
       </w:rPr>
@@ -4121,14 +4111,14 @@
     </w:tblStylePr>
     <w:tblStylePr w:type="firstCol">
       <w:rPr>
-        <w:rFonts w:asciiTheme="majorHAnsi" w:eastAsiaTheme="majorEastAsia" w:hAnsiTheme="majorHAnsi" w:cstheme="majorBidi"/>
+        <w:rFonts w:ascii="Newsreader Display" w:hAnsi="Newsreader Display" w:cs="Newsreader Display"/>
         <w:b/>
         <w:bCs/>
       </w:rPr>
     </w:tblStylePr>
     <w:tblStylePr w:type="lastCol">
       <w:rPr>
-        <w:rFonts w:asciiTheme="majorHAnsi" w:eastAsiaTheme="majorEastAsia" w:hAnsiTheme="majorHAnsi" w:cstheme="majorBidi"/>
+        <w:rFonts w:ascii="Newsreader Display" w:hAnsi="Newsreader Display" w:cs="Newsreader Display"/>
         <w:b/>
         <w:bCs/>
       </w:rPr>
@@ -4212,7 +4202,7 @@
         <w:spacing w:before="0" w:after="0" w:line="240" w:lineRule="auto"/>
       </w:pPr>
       <w:rPr>
-        <w:rFonts w:asciiTheme="majorHAnsi" w:eastAsiaTheme="majorEastAsia" w:hAnsiTheme="majorHAnsi" w:cstheme="majorBidi"/>
+        <w:rFonts w:ascii="Newsreader Display" w:hAnsi="Newsreader Display" w:cs="Newsreader Display"/>
         <w:b/>
         <w:bCs/>
       </w:rPr>
@@ -4233,7 +4223,7 @@
         <w:spacing w:before="0" w:after="0" w:line="240" w:lineRule="auto"/>
       </w:pPr>
       <w:rPr>
-        <w:rFonts w:asciiTheme="majorHAnsi" w:eastAsiaTheme="majorEastAsia" w:hAnsiTheme="majorHAnsi" w:cstheme="majorBidi"/>
+        <w:rFonts w:ascii="Newsreader Display" w:hAnsi="Newsreader Display" w:cs="Newsreader Display"/>
         <w:b/>
         <w:bCs/>
       </w:rPr>
@@ -4251,14 +4241,14 @@
     </w:tblStylePr>
     <w:tblStylePr w:type="firstCol">
       <w:rPr>
-        <w:rFonts w:asciiTheme="majorHAnsi" w:eastAsiaTheme="majorEastAsia" w:hAnsiTheme="majorHAnsi" w:cstheme="majorBidi"/>
+        <w:rFonts w:ascii="Newsreader Display" w:hAnsi="Newsreader Display" w:cs="Newsreader Display"/>
         <w:b/>
         <w:bCs/>
       </w:rPr>
     </w:tblStylePr>
     <w:tblStylePr w:type="lastCol">
       <w:rPr>
-        <w:rFonts w:asciiTheme="majorHAnsi" w:eastAsiaTheme="majorEastAsia" w:hAnsiTheme="majorHAnsi" w:cstheme="majorBidi"/>
+        <w:rFonts w:ascii="Newsreader Display" w:hAnsi="Newsreader Display" w:cs="Newsreader Display"/>
         <w:b/>
         <w:bCs/>
       </w:rPr>
@@ -4342,7 +4332,7 @@
         <w:spacing w:before="0" w:after="0" w:line="240" w:lineRule="auto"/>
       </w:pPr>
       <w:rPr>
-        <w:rFonts w:asciiTheme="majorHAnsi" w:eastAsiaTheme="majorEastAsia" w:hAnsiTheme="majorHAnsi" w:cstheme="majorBidi"/>
+        <w:rFonts w:ascii="Newsreader Display" w:hAnsi="Newsreader Display" w:cs="Newsreader Display"/>
         <w:b/>
         <w:bCs/>
       </w:rPr>
@@ -4363,7 +4353,7 @@
         <w:spacing w:before="0" w:after="0" w:line="240" w:lineRule="auto"/>
       </w:pPr>
       <w:rPr>
-        <w:rFonts w:asciiTheme="majorHAnsi" w:eastAsiaTheme="majorEastAsia" w:hAnsiTheme="majorHAnsi" w:cstheme="majorBidi"/>
+        <w:rFonts w:ascii="Newsreader Display" w:hAnsi="Newsreader Display" w:cs="Newsreader Display"/>
         <w:b/>
         <w:bCs/>
       </w:rPr>
@@ -4381,14 +4371,14 @@
     </w:tblStylePr>
     <w:tblStylePr w:type="firstCol">
       <w:rPr>
-        <w:rFonts w:asciiTheme="majorHAnsi" w:eastAsiaTheme="majorEastAsia" w:hAnsiTheme="majorHAnsi" w:cstheme="majorBidi"/>
+        <w:rFonts w:ascii="Newsreader Display" w:hAnsi="Newsreader Display" w:cs="Newsreader Display"/>
         <w:b/>
         <w:bCs/>
       </w:rPr>
     </w:tblStylePr>
     <w:tblStylePr w:type="lastCol">
       <w:rPr>
-        <w:rFonts w:asciiTheme="majorHAnsi" w:eastAsiaTheme="majorEastAsia" w:hAnsiTheme="majorHAnsi" w:cstheme="majorBidi"/>
+        <w:rFonts w:ascii="Newsreader Display" w:hAnsi="Newsreader Display" w:cs="Newsreader Display"/>
         <w:b/>
         <w:bCs/>
       </w:rPr>
@@ -6253,7 +6243,7 @@
     </w:tblPr>
     <w:tblStylePr w:type="firstRow">
       <w:rPr>
-        <w:rFonts w:asciiTheme="majorHAnsi" w:eastAsiaTheme="majorEastAsia" w:hAnsiTheme="majorHAnsi" w:cstheme="majorBidi"/>
+        <w:rFonts w:ascii="Newsreader Display" w:hAnsi="Newsreader Display" w:cs="Newsreader Display"/>
       </w:rPr>
       <w:tblPr/>
       <w:tcPr>
@@ -6337,7 +6327,7 @@
     </w:tblPr>
     <w:tblStylePr w:type="firstRow">
       <w:rPr>
-        <w:rFonts w:asciiTheme="majorHAnsi" w:eastAsiaTheme="majorEastAsia" w:hAnsiTheme="majorHAnsi" w:cstheme="majorBidi"/>
+        <w:rFonts w:ascii="Newsreader Display" w:hAnsi="Newsreader Display" w:cs="Newsreader Display"/>
       </w:rPr>
       <w:tblPr/>
       <w:tcPr>
@@ -6421,7 +6411,7 @@
     </w:tblPr>
     <w:tblStylePr w:type="firstRow">
       <w:rPr>
-        <w:rFonts w:asciiTheme="majorHAnsi" w:eastAsiaTheme="majorEastAsia" w:hAnsiTheme="majorHAnsi" w:cstheme="majorBidi"/>
+        <w:rFonts w:ascii="Newsreader Display" w:hAnsi="Newsreader Display" w:cs="Newsreader Display"/>
       </w:rPr>
       <w:tblPr/>
       <w:tcPr>
@@ -6505,7 +6495,7 @@
     </w:tblPr>
     <w:tblStylePr w:type="firstRow">
       <w:rPr>
-        <w:rFonts w:asciiTheme="majorHAnsi" w:eastAsiaTheme="majorEastAsia" w:hAnsiTheme="majorHAnsi" w:cstheme="majorBidi"/>
+        <w:rFonts w:ascii="Newsreader Display" w:hAnsi="Newsreader Display" w:cs="Newsreader Display"/>
       </w:rPr>
       <w:tblPr/>
       <w:tcPr>
@@ -6589,7 +6579,7 @@
     </w:tblPr>
     <w:tblStylePr w:type="firstRow">
       <w:rPr>
-        <w:rFonts w:asciiTheme="majorHAnsi" w:eastAsiaTheme="majorEastAsia" w:hAnsiTheme="majorHAnsi" w:cstheme="majorBidi"/>
+        <w:rFonts w:ascii="Newsreader Display" w:hAnsi="Newsreader Display" w:cs="Newsreader Display"/>
       </w:rPr>
       <w:tblPr/>
       <w:tcPr>
@@ -6673,7 +6663,7 @@
     </w:tblPr>
     <w:tblStylePr w:type="firstRow">
       <w:rPr>
-        <w:rFonts w:asciiTheme="majorHAnsi" w:eastAsiaTheme="majorEastAsia" w:hAnsiTheme="majorHAnsi" w:cstheme="majorBidi"/>
+        <w:rFonts w:ascii="Newsreader Display" w:hAnsi="Newsreader Display" w:cs="Newsreader Display"/>
       </w:rPr>
       <w:tblPr/>
       <w:tcPr>
@@ -6757,7 +6747,7 @@
     </w:tblPr>
     <w:tblStylePr w:type="firstRow">
       <w:rPr>
-        <w:rFonts w:asciiTheme="majorHAnsi" w:eastAsiaTheme="majorEastAsia" w:hAnsiTheme="majorHAnsi" w:cstheme="majorBidi"/>
+        <w:rFonts w:ascii="Newsreader Display" w:hAnsi="Newsreader Display" w:cs="Newsreader Display"/>
       </w:rPr>
       <w:tblPr/>
       <w:tcPr>
@@ -6822,7 +6812,7 @@
       <w:spacing w:after="0" w:line="240" w:lineRule="auto"/>
     </w:pPr>
     <w:rPr>
-      <w:rFonts w:asciiTheme="majorHAnsi" w:eastAsiaTheme="majorEastAsia" w:hAnsiTheme="majorHAnsi" w:cstheme="majorBidi"/>
+      <w:rFonts w:ascii="Newsreader Display" w:hAnsi="Newsreader Display" w:cs="Newsreader Display"/>
       <w:color w:val="000000" w:themeColor="text1"/>
     </w:rPr>
     <w:tblPr>
@@ -6950,7 +6940,7 @@
       <w:spacing w:after="0" w:line="240" w:lineRule="auto"/>
     </w:pPr>
     <w:rPr>
-      <w:rFonts w:asciiTheme="majorHAnsi" w:eastAsiaTheme="majorEastAsia" w:hAnsiTheme="majorHAnsi" w:cstheme="majorBidi"/>
+      <w:rFonts w:ascii="Newsreader Display" w:hAnsi="Newsreader Display" w:cs="Newsreader Display"/>
       <w:color w:val="000000" w:themeColor="text1"/>
     </w:rPr>
     <w:tblPr>
@@ -7078,7 +7068,7 @@
       <w:spacing w:after="0" w:line="240" w:lineRule="auto"/>
     </w:pPr>
     <w:rPr>
-      <w:rFonts w:asciiTheme="majorHAnsi" w:eastAsiaTheme="majorEastAsia" w:hAnsiTheme="majorHAnsi" w:cstheme="majorBidi"/>
+      <w:rFonts w:ascii="Newsreader Display" w:hAnsi="Newsreader Display" w:cs="Newsreader Display"/>
       <w:color w:val="000000" w:themeColor="text1"/>
     </w:rPr>
     <w:tblPr>
@@ -7206,7 +7196,7 @@
       <w:spacing w:after="0" w:line="240" w:lineRule="auto"/>
     </w:pPr>
     <w:rPr>
-      <w:rFonts w:asciiTheme="majorHAnsi" w:eastAsiaTheme="majorEastAsia" w:hAnsiTheme="majorHAnsi" w:cstheme="majorBidi"/>
+      <w:rFonts w:ascii="Newsreader Display" w:hAnsi="Newsreader Display" w:cs="Newsreader Display"/>
       <w:color w:val="000000" w:themeColor="text1"/>
     </w:rPr>
     <w:tblPr>
@@ -7334,7 +7324,7 @@
       <w:spacing w:after="0" w:line="240" w:lineRule="auto"/>
     </w:pPr>
     <w:rPr>
-      <w:rFonts w:asciiTheme="majorHAnsi" w:eastAsiaTheme="majorEastAsia" w:hAnsiTheme="majorHAnsi" w:cstheme="majorBidi"/>
+      <w:rFonts w:ascii="Newsreader Display" w:hAnsi="Newsreader Display" w:cs="Newsreader Display"/>
       <w:color w:val="000000" w:themeColor="text1"/>
     </w:rPr>
     <w:tblPr>
@@ -7462,7 +7452,7 @@
       <w:spacing w:after="0" w:line="240" w:lineRule="auto"/>
     </w:pPr>
     <w:rPr>
-      <w:rFonts w:asciiTheme="majorHAnsi" w:eastAsiaTheme="majorEastAsia" w:hAnsiTheme="majorHAnsi" w:cstheme="majorBidi"/>
+      <w:rFonts w:ascii="Newsreader Display" w:hAnsi="Newsreader Display" w:cs="Newsreader Display"/>
       <w:color w:val="000000" w:themeColor="text1"/>
     </w:rPr>
     <w:tblPr>
@@ -7590,7 +7580,7 @@
       <w:spacing w:after="0" w:line="240" w:lineRule="auto"/>
     </w:pPr>
     <w:rPr>
-      <w:rFonts w:asciiTheme="majorHAnsi" w:eastAsiaTheme="majorEastAsia" w:hAnsiTheme="majorHAnsi" w:cstheme="majorBidi"/>
+      <w:rFonts w:ascii="Newsreader Display" w:hAnsi="Newsreader Display" w:cs="Newsreader Display"/>
       <w:color w:val="000000" w:themeColor="text1"/>
     </w:rPr>
     <w:tblPr>
@@ -8229,7 +8219,7 @@
       <w:spacing w:after="0" w:line="240" w:lineRule="auto"/>
     </w:pPr>
     <w:rPr>
-      <w:rFonts w:asciiTheme="majorHAnsi" w:eastAsiaTheme="majorEastAsia" w:hAnsiTheme="majorHAnsi" w:cstheme="majorBidi"/>
+      <w:rFonts w:ascii="Newsreader Display" w:hAnsi="Newsreader Display" w:cs="Newsreader Display"/>
       <w:color w:val="000000" w:themeColor="text1"/>
     </w:rPr>
     <w:tblPr>
@@ -8354,7 +8344,7 @@
       <w:spacing w:after="0" w:line="240" w:lineRule="auto"/>
     </w:pPr>
     <w:rPr>
-      <w:rFonts w:asciiTheme="majorHAnsi" w:eastAsiaTheme="majorEastAsia" w:hAnsiTheme="majorHAnsi" w:cstheme="majorBidi"/>
+      <w:rFonts w:ascii="Newsreader Display" w:hAnsi="Newsreader Display" w:cs="Newsreader Display"/>
       <w:color w:val="000000" w:themeColor="text1"/>
     </w:rPr>
     <w:tblPr>
@@ -8479,7 +8469,7 @@
       <w:spacing w:after="0" w:line="240" w:lineRule="auto"/>
     </w:pPr>
     <w:rPr>
-      <w:rFonts w:asciiTheme="majorHAnsi" w:eastAsiaTheme="majorEastAsia" w:hAnsiTheme="majorHAnsi" w:cstheme="majorBidi"/>
+      <w:rFonts w:ascii="Newsreader Display" w:hAnsi="Newsreader Display" w:cs="Newsreader Display"/>
       <w:color w:val="000000" w:themeColor="text1"/>
     </w:rPr>
     <w:tblPr>
@@ -8604,7 +8594,7 @@
       <w:spacing w:after="0" w:line="240" w:lineRule="auto"/>
     </w:pPr>
     <w:rPr>
-      <w:rFonts w:asciiTheme="majorHAnsi" w:eastAsiaTheme="majorEastAsia" w:hAnsiTheme="majorHAnsi" w:cstheme="majorBidi"/>
+      <w:rFonts w:ascii="Newsreader Display" w:hAnsi="Newsreader Display" w:cs="Newsreader Display"/>
       <w:color w:val="000000" w:themeColor="text1"/>
     </w:rPr>
     <w:tblPr>
@@ -8729,7 +8719,7 @@
       <w:spacing w:after="0" w:line="240" w:lineRule="auto"/>
     </w:pPr>
     <w:rPr>
-      <w:rFonts w:asciiTheme="majorHAnsi" w:eastAsiaTheme="majorEastAsia" w:hAnsiTheme="majorHAnsi" w:cstheme="majorBidi"/>
+      <w:rFonts w:ascii="Newsreader Display" w:hAnsi="Newsreader Display" w:cs="Newsreader Display"/>
       <w:color w:val="000000" w:themeColor="text1"/>
     </w:rPr>
     <w:tblPr>
@@ -8854,7 +8844,7 @@
       <w:spacing w:after="0" w:line="240" w:lineRule="auto"/>
     </w:pPr>
     <w:rPr>
-      <w:rFonts w:asciiTheme="majorHAnsi" w:eastAsiaTheme="majorEastAsia" w:hAnsiTheme="majorHAnsi" w:cstheme="majorBidi"/>
+      <w:rFonts w:ascii="Newsreader Display" w:hAnsi="Newsreader Display" w:cs="Newsreader Display"/>
       <w:color w:val="000000" w:themeColor="text1"/>
     </w:rPr>
     <w:tblPr>
@@ -8979,7 +8969,7 @@
       <w:spacing w:after="0" w:line="240" w:lineRule="auto"/>
     </w:pPr>
     <w:rPr>
-      <w:rFonts w:asciiTheme="majorHAnsi" w:eastAsiaTheme="majorEastAsia" w:hAnsiTheme="majorHAnsi" w:cstheme="majorBidi"/>
+      <w:rFonts w:ascii="Newsreader Display" w:hAnsi="Newsreader Display" w:cs="Newsreader Display"/>
       <w:color w:val="000000" w:themeColor="text1"/>
     </w:rPr>
     <w:tblPr>
@@ -12894,27 +12884,27 @@
       <w:spacing w:before="0" w:after="80" w:line="288" w:lineRule="auto"/>
     </w:pPr>
     <w:rPr>
-      <w:rFonts w:ascii="Inter" w:hAnsi="Inter" w:cs="Inter" w:eastAsia="Inter"/>
+      <w:rFonts w:ascii="Public Sans" w:hAnsi="Public Sans" w:cs="Public Sans" w:eastAsia="Public Sans"/>
       <w:b/>
       <w:i w:val="0"/>
       <w:caps/>
-      <w:color w:val="9A6510"/>
-      <w:sz w:val="16"/>
-      <w:spacing w:val="32"/>
+      <w:color w:val="8A5A0C"/>
+      <w:sz w:val="15"/>
+      <w:spacing w:val="12"/>
     </w:rPr>
   </w:style>
   <w:style w:type="paragraph" w:customStyle="1" w:styleId="Lead">
     <w:name w:val="Lead"/>
     <w:basedOn w:val="Normal"/>
     <w:pPr>
-      <w:spacing w:before="0" w:after="200" w:line="336" w:lineRule="auto"/>
+      <w:spacing w:before="0" w:after="240" w:line="331" w:lineRule="auto"/>
     </w:pPr>
     <w:rPr>
-      <w:rFonts w:ascii="Source Serif 4" w:hAnsi="Source Serif 4" w:cs="Source Serif 4" w:eastAsia="Source Serif 4"/>
+      <w:rFonts w:ascii="Newsreader Text" w:hAnsi="Newsreader Text" w:cs="Newsreader Text" w:eastAsia="Newsreader Text"/>
       <w:b w:val="0"/>
       <w:i w:val="0"/>
       <w:color w:val="103428"/>
-      <w:sz w:val="25"/>
+      <w:sz w:val="26"/>
     </w:rPr>
   </w:style>
   <w:style w:type="paragraph" w:customStyle="1" w:styleId="Small">
@@ -12924,7 +12914,7 @@
       <w:spacing w:before="0" w:after="40" w:line="300" w:lineRule="auto"/>
     </w:pPr>
     <w:rPr>
-      <w:rFonts w:ascii="Inter" w:hAnsi="Inter" w:cs="Inter" w:eastAsia="Inter"/>
+      <w:rFonts w:ascii="Public Sans" w:hAnsi="Public Sans" w:cs="Public Sans" w:eastAsia="Public Sans"/>
       <w:b w:val="0"/>
       <w:i w:val="0"/>
       <w:color w:val="5F6662"/>
@@ -12938,7 +12928,7 @@
       <w:spacing w:before="20" w:after="20" w:line="276" w:lineRule="auto"/>
     </w:pPr>
     <w:rPr>
-      <w:rFonts w:ascii="Inter" w:hAnsi="Inter" w:cs="Inter" w:eastAsia="Inter"/>
+      <w:rFonts w:ascii="Public Sans" w:hAnsi="Public Sans" w:cs="Public Sans" w:eastAsia="Public Sans"/>
       <w:b w:val="0"/>
       <w:i w:val="0"/>
       <w:color w:val="1B201E"/>
@@ -12952,13 +12942,13 @@
       <w:spacing w:before="40" w:after="40" w:line="264" w:lineRule="auto"/>
     </w:pPr>
     <w:rPr>
-      <w:rFonts w:ascii="Inter" w:hAnsi="Inter" w:cs="Inter" w:eastAsia="Inter"/>
+      <w:rFonts w:ascii="Public Sans" w:hAnsi="Public Sans" w:cs="Public Sans" w:eastAsia="Public Sans"/>
       <w:b/>
       <w:i w:val="0"/>
       <w:caps/>
       <w:color w:val="103428"/>
-      <w:sz w:val="16"/>
-      <w:spacing w:val="12"/>
+      <w:sz w:val="15"/>
+      <w:spacing w:val="10"/>
     </w:rPr>
   </w:style>
 </w:styles>
